--- a/Fase 2/Evidencias Proyecto/Evidencias de documentación/3.1 Épicas e Historias de Usuario.docx
+++ b/Fase 2/Evidencias Proyecto/Evidencias de documentación/3.1 Épicas e Historias de Usuario.docx
@@ -19,12 +19,12 @@
           <wp:inline distB="0" distT="0" distL="0" distR="0">
             <wp:extent cx="2236139" cy="564570"/>
             <wp:effectExtent b="0" l="0" r="0" t="0"/>
-            <wp:docPr descr="22" id="2" name="image1.jpg"/>
+            <wp:docPr descr="22" id="2" name="image7.jpg"/>
             <a:graphic>
               <a:graphicData uri="http://schemas.openxmlformats.org/drawingml/2006/picture">
                 <pic:pic>
                   <pic:nvPicPr>
-                    <pic:cNvPr descr="22" id="0" name="image1.jpg"/>
+                    <pic:cNvPr descr="22" id="0" name="image7.jpg"/>
                     <pic:cNvPicPr preferRelativeResize="0"/>
                   </pic:nvPicPr>
                   <pic:blipFill>
@@ -936,7 +936,7 @@
     </w:p>
     <w:sdt>
       <w:sdtPr>
-        <w:id w:val="-749820108"/>
+        <w:id w:val="-245927497"/>
         <w:docPartObj>
           <w:docPartGallery w:val="Table of Contents"/>
           <w:docPartUnique w:val="1"/>
@@ -2464,7 +2464,7 @@
         </w:trPr>
         <w:tc>
           <w:tcPr>
-            <w:shd w:fill="auto" w:val="clear"/>
+            <w:shd w:fill="9fc5e8" w:val="clear"/>
             <w:tcMar>
               <w:top w:w="100.0" w:type="dxa"/>
               <w:left w:w="100.0" w:type="dxa"/>
@@ -2507,7 +2507,7 @@
         </w:tc>
         <w:tc>
           <w:tcPr>
-            <w:shd w:fill="auto" w:val="clear"/>
+            <w:shd w:fill="9fc5e8" w:val="clear"/>
             <w:tcMar>
               <w:top w:w="100.0" w:type="dxa"/>
               <w:left w:w="100.0" w:type="dxa"/>
@@ -3244,7 +3244,7 @@
         </w:trPr>
         <w:tc>
           <w:tcPr>
-            <w:shd w:fill="auto" w:val="clear"/>
+            <w:shd w:fill="9fc5e8" w:val="clear"/>
             <w:tcMar>
               <w:top w:w="100.0" w:type="dxa"/>
               <w:left w:w="100.0" w:type="dxa"/>
@@ -3275,7 +3275,7 @@
         </w:tc>
         <w:tc>
           <w:tcPr>
-            <w:shd w:fill="auto" w:val="clear"/>
+            <w:shd w:fill="9fc5e8" w:val="clear"/>
             <w:tcMar>
               <w:top w:w="100.0" w:type="dxa"/>
               <w:left w:w="100.0" w:type="dxa"/>
@@ -3306,7 +3306,7 @@
         </w:tc>
         <w:tc>
           <w:tcPr>
-            <w:shd w:fill="auto" w:val="clear"/>
+            <w:shd w:fill="9fc5e8" w:val="clear"/>
             <w:tcMar>
               <w:top w:w="100.0" w:type="dxa"/>
               <w:left w:w="100.0" w:type="dxa"/>
@@ -3974,14 +3974,14 @@
         <w:rPr/>
         <w:drawing>
           <wp:inline distB="114300" distT="114300" distL="114300" distR="114300">
-            <wp:extent cx="5731200" cy="1219200"/>
+            <wp:extent cx="5731200" cy="1308100"/>
             <wp:effectExtent b="0" l="0" r="0" t="0"/>
-            <wp:docPr id="9" name="image8.png"/>
+            <wp:docPr id="9" name="image9.png"/>
             <a:graphic>
               <a:graphicData uri="http://schemas.openxmlformats.org/drawingml/2006/picture">
                 <pic:pic>
                   <pic:nvPicPr>
-                    <pic:cNvPr id="0" name="image8.png"/>
+                    <pic:cNvPr id="0" name="image9.png"/>
                     <pic:cNvPicPr preferRelativeResize="0"/>
                   </pic:nvPicPr>
                   <pic:blipFill>
@@ -3994,7 +3994,7 @@
                   <pic:spPr>
                     <a:xfrm>
                       <a:off x="0" y="0"/>
-                      <a:ext cx="5731200" cy="1219200"/>
+                      <a:ext cx="5731200" cy="1308100"/>
                     </a:xfrm>
                     <a:prstGeom prst="rect"/>
                     <a:ln/>
@@ -4035,14 +4035,14 @@
         <w:rPr/>
         <w:drawing>
           <wp:inline distB="114300" distT="114300" distL="114300" distR="114300">
-            <wp:extent cx="5731200" cy="1282700"/>
+            <wp:extent cx="5731200" cy="1485900"/>
             <wp:effectExtent b="0" l="0" r="0" t="0"/>
-            <wp:docPr id="17" name="image19.png"/>
+            <wp:docPr id="16" name="image12.png"/>
             <a:graphic>
               <a:graphicData uri="http://schemas.openxmlformats.org/drawingml/2006/picture">
                 <pic:pic>
                   <pic:nvPicPr>
-                    <pic:cNvPr id="0" name="image19.png"/>
+                    <pic:cNvPr id="0" name="image12.png"/>
                     <pic:cNvPicPr preferRelativeResize="0"/>
                   </pic:nvPicPr>
                   <pic:blipFill>
@@ -4055,7 +4055,7 @@
                   <pic:spPr>
                     <a:xfrm>
                       <a:off x="0" y="0"/>
-                      <a:ext cx="5731200" cy="1282700"/>
+                      <a:ext cx="5731200" cy="1485900"/>
                     </a:xfrm>
                     <a:prstGeom prst="rect"/>
                     <a:ln/>
@@ -4094,14 +4094,14 @@
         <w:rPr/>
         <w:drawing>
           <wp:inline distB="114300" distT="114300" distL="114300" distR="114300">
-            <wp:extent cx="5731200" cy="1117600"/>
+            <wp:extent cx="5731200" cy="990600"/>
             <wp:effectExtent b="0" l="0" r="0" t="0"/>
-            <wp:docPr id="19" name="image15.png"/>
+            <wp:docPr id="12" name="image11.png"/>
             <a:graphic>
               <a:graphicData uri="http://schemas.openxmlformats.org/drawingml/2006/picture">
                 <pic:pic>
                   <pic:nvPicPr>
-                    <pic:cNvPr id="0" name="image15.png"/>
+                    <pic:cNvPr id="0" name="image11.png"/>
                     <pic:cNvPicPr preferRelativeResize="0"/>
                   </pic:nvPicPr>
                   <pic:blipFill>
@@ -4114,7 +4114,7 @@
                   <pic:spPr>
                     <a:xfrm>
                       <a:off x="0" y="0"/>
-                      <a:ext cx="5731200" cy="1117600"/>
+                      <a:ext cx="5731200" cy="990600"/>
                     </a:xfrm>
                     <a:prstGeom prst="rect"/>
                     <a:ln/>
@@ -4168,14 +4168,14 @@
         <w:rPr/>
         <w:drawing>
           <wp:inline distB="114300" distT="114300" distL="114300" distR="114300">
-            <wp:extent cx="5731200" cy="1993900"/>
+            <wp:extent cx="5731200" cy="1778000"/>
             <wp:effectExtent b="0" l="0" r="0" t="0"/>
-            <wp:docPr id="5" name="image3.png"/>
+            <wp:docPr id="11" name="image5.png"/>
             <a:graphic>
               <a:graphicData uri="http://schemas.openxmlformats.org/drawingml/2006/picture">
                 <pic:pic>
                   <pic:nvPicPr>
-                    <pic:cNvPr id="0" name="image3.png"/>
+                    <pic:cNvPr id="0" name="image5.png"/>
                     <pic:cNvPicPr preferRelativeResize="0"/>
                   </pic:nvPicPr>
                   <pic:blipFill>
@@ -4188,7 +4188,7 @@
                   <pic:spPr>
                     <a:xfrm>
                       <a:off x="0" y="0"/>
-                      <a:ext cx="5731200" cy="1993900"/>
+                      <a:ext cx="5731200" cy="1778000"/>
                     </a:xfrm>
                     <a:prstGeom prst="rect"/>
                     <a:ln/>
@@ -4227,14 +4227,14 @@
         <w:rPr/>
         <w:drawing>
           <wp:inline distB="114300" distT="114300" distL="114300" distR="114300">
-            <wp:extent cx="5731200" cy="1193800"/>
+            <wp:extent cx="5731200" cy="1104900"/>
             <wp:effectExtent b="0" l="0" r="0" t="0"/>
-            <wp:docPr id="7" name="image11.png"/>
+            <wp:docPr id="6" name="image18.png"/>
             <a:graphic>
               <a:graphicData uri="http://schemas.openxmlformats.org/drawingml/2006/picture">
                 <pic:pic>
                   <pic:nvPicPr>
-                    <pic:cNvPr id="0" name="image11.png"/>
+                    <pic:cNvPr id="0" name="image18.png"/>
                     <pic:cNvPicPr preferRelativeResize="0"/>
                   </pic:nvPicPr>
                   <pic:blipFill>
@@ -4247,7 +4247,7 @@
                   <pic:spPr>
                     <a:xfrm>
                       <a:off x="0" y="0"/>
-                      <a:ext cx="5731200" cy="1193800"/>
+                      <a:ext cx="5731200" cy="1104900"/>
                     </a:xfrm>
                     <a:prstGeom prst="rect"/>
                     <a:ln/>
@@ -4286,14 +4286,14 @@
         <w:rPr/>
         <w:drawing>
           <wp:inline distB="114300" distT="114300" distL="114300" distR="114300">
-            <wp:extent cx="5731200" cy="2032000"/>
+            <wp:extent cx="5731200" cy="1701800"/>
             <wp:effectExtent b="0" l="0" r="0" t="0"/>
-            <wp:docPr id="20" name="image16.png"/>
+            <wp:docPr id="20" name="image8.png"/>
             <a:graphic>
               <a:graphicData uri="http://schemas.openxmlformats.org/drawingml/2006/picture">
                 <pic:pic>
                   <pic:nvPicPr>
-                    <pic:cNvPr id="0" name="image16.png"/>
+                    <pic:cNvPr id="0" name="image8.png"/>
                     <pic:cNvPicPr preferRelativeResize="0"/>
                   </pic:nvPicPr>
                   <pic:blipFill>
@@ -4306,7 +4306,7 @@
                   <pic:spPr>
                     <a:xfrm>
                       <a:off x="0" y="0"/>
-                      <a:ext cx="5731200" cy="2032000"/>
+                      <a:ext cx="5731200" cy="1701800"/>
                     </a:xfrm>
                     <a:prstGeom prst="rect"/>
                     <a:ln/>
@@ -4345,14 +4345,14 @@
         <w:rPr/>
         <w:drawing>
           <wp:inline distB="114300" distT="114300" distL="114300" distR="114300">
-            <wp:extent cx="5731200" cy="2387600"/>
+            <wp:extent cx="5731200" cy="2247900"/>
             <wp:effectExtent b="0" l="0" r="0" t="0"/>
-            <wp:docPr id="21" name="image13.png"/>
+            <wp:docPr id="10" name="image1.png"/>
             <a:graphic>
               <a:graphicData uri="http://schemas.openxmlformats.org/drawingml/2006/picture">
                 <pic:pic>
                   <pic:nvPicPr>
-                    <pic:cNvPr id="0" name="image13.png"/>
+                    <pic:cNvPr id="0" name="image1.png"/>
                     <pic:cNvPicPr preferRelativeResize="0"/>
                   </pic:nvPicPr>
                   <pic:blipFill>
@@ -4365,7 +4365,7 @@
                   <pic:spPr>
                     <a:xfrm>
                       <a:off x="0" y="0"/>
-                      <a:ext cx="5731200" cy="2387600"/>
+                      <a:ext cx="5731200" cy="2247900"/>
                     </a:xfrm>
                     <a:prstGeom prst="rect"/>
                     <a:ln/>
@@ -4419,14 +4419,14 @@
         <w:rPr/>
         <w:drawing>
           <wp:inline distB="114300" distT="114300" distL="114300" distR="114300">
-            <wp:extent cx="5731200" cy="1219200"/>
+            <wp:extent cx="5731200" cy="1638300"/>
             <wp:effectExtent b="0" l="0" r="0" t="0"/>
-            <wp:docPr id="16" name="image12.png"/>
+            <wp:docPr id="4" name="image17.png"/>
             <a:graphic>
               <a:graphicData uri="http://schemas.openxmlformats.org/drawingml/2006/picture">
                 <pic:pic>
                   <pic:nvPicPr>
-                    <pic:cNvPr id="0" name="image12.png"/>
+                    <pic:cNvPr id="0" name="image17.png"/>
                     <pic:cNvPicPr preferRelativeResize="0"/>
                   </pic:nvPicPr>
                   <pic:blipFill>
@@ -4439,7 +4439,7 @@
                   <pic:spPr>
                     <a:xfrm>
                       <a:off x="0" y="0"/>
-                      <a:ext cx="5731200" cy="1219200"/>
+                      <a:ext cx="5731200" cy="1638300"/>
                     </a:xfrm>
                     <a:prstGeom prst="rect"/>
                     <a:ln/>
@@ -4478,14 +4478,14 @@
         <w:rPr/>
         <w:drawing>
           <wp:inline distB="114300" distT="114300" distL="114300" distR="114300">
-            <wp:extent cx="5731200" cy="1562100"/>
+            <wp:extent cx="5731200" cy="1981200"/>
             <wp:effectExtent b="0" l="0" r="0" t="0"/>
-            <wp:docPr id="10" name="image9.png"/>
+            <wp:docPr id="8" name="image13.png"/>
             <a:graphic>
               <a:graphicData uri="http://schemas.openxmlformats.org/drawingml/2006/picture">
                 <pic:pic>
                   <pic:nvPicPr>
-                    <pic:cNvPr id="0" name="image9.png"/>
+                    <pic:cNvPr id="0" name="image13.png"/>
                     <pic:cNvPicPr preferRelativeResize="0"/>
                   </pic:nvPicPr>
                   <pic:blipFill>
@@ -4498,7 +4498,7 @@
                   <pic:spPr>
                     <a:xfrm>
                       <a:off x="0" y="0"/>
-                      <a:ext cx="5731200" cy="1562100"/>
+                      <a:ext cx="5731200" cy="1981200"/>
                     </a:xfrm>
                     <a:prstGeom prst="rect"/>
                     <a:ln/>
@@ -4537,9 +4537,9 @@
         <w:rPr/>
         <w:drawing>
           <wp:inline distB="114300" distT="114300" distL="114300" distR="114300">
-            <wp:extent cx="5731200" cy="1346200"/>
+            <wp:extent cx="5731200" cy="1778000"/>
             <wp:effectExtent b="0" l="0" r="0" t="0"/>
-            <wp:docPr id="15" name="image20.png"/>
+            <wp:docPr id="19" name="image20.png"/>
             <a:graphic>
               <a:graphicData uri="http://schemas.openxmlformats.org/drawingml/2006/picture">
                 <pic:pic>
@@ -4557,7 +4557,7 @@
                   <pic:spPr>
                     <a:xfrm>
                       <a:off x="0" y="0"/>
-                      <a:ext cx="5731200" cy="1346200"/>
+                      <a:ext cx="5731200" cy="1778000"/>
                     </a:xfrm>
                     <a:prstGeom prst="rect"/>
                     <a:ln/>
@@ -4596,14 +4596,14 @@
         <w:rPr/>
         <w:drawing>
           <wp:inline distB="114300" distT="114300" distL="114300" distR="114300">
-            <wp:extent cx="5731200" cy="1282700"/>
+            <wp:extent cx="5731200" cy="1790700"/>
             <wp:effectExtent b="0" l="0" r="0" t="0"/>
-            <wp:docPr id="4" name="image4.png"/>
+            <wp:docPr id="5" name="image16.png"/>
             <a:graphic>
               <a:graphicData uri="http://schemas.openxmlformats.org/drawingml/2006/picture">
                 <pic:pic>
                   <pic:nvPicPr>
-                    <pic:cNvPr id="0" name="image4.png"/>
+                    <pic:cNvPr id="0" name="image16.png"/>
                     <pic:cNvPicPr preferRelativeResize="0"/>
                   </pic:nvPicPr>
                   <pic:blipFill>
@@ -4616,7 +4616,7 @@
                   <pic:spPr>
                     <a:xfrm>
                       <a:off x="0" y="0"/>
-                      <a:ext cx="5731200" cy="1282700"/>
+                      <a:ext cx="5731200" cy="1790700"/>
                     </a:xfrm>
                     <a:prstGeom prst="rect"/>
                     <a:ln/>
@@ -4670,14 +4670,14 @@
         <w:rPr/>
         <w:drawing>
           <wp:inline distB="114300" distT="114300" distL="114300" distR="114300">
-            <wp:extent cx="5731200" cy="1574800"/>
+            <wp:extent cx="5731200" cy="2286000"/>
             <wp:effectExtent b="0" l="0" r="0" t="0"/>
-            <wp:docPr id="8" name="image7.png"/>
+            <wp:docPr id="7" name="image10.png"/>
             <a:graphic>
               <a:graphicData uri="http://schemas.openxmlformats.org/drawingml/2006/picture">
                 <pic:pic>
                   <pic:nvPicPr>
-                    <pic:cNvPr id="0" name="image7.png"/>
+                    <pic:cNvPr id="0" name="image10.png"/>
                     <pic:cNvPicPr preferRelativeResize="0"/>
                   </pic:nvPicPr>
                   <pic:blipFill>
@@ -4690,7 +4690,7 @@
                   <pic:spPr>
                     <a:xfrm>
                       <a:off x="0" y="0"/>
-                      <a:ext cx="5731200" cy="1574800"/>
+                      <a:ext cx="5731200" cy="2286000"/>
                     </a:xfrm>
                     <a:prstGeom prst="rect"/>
                     <a:ln/>
@@ -4729,14 +4729,14 @@
         <w:rPr/>
         <w:drawing>
           <wp:inline distB="114300" distT="114300" distL="114300" distR="114300">
-            <wp:extent cx="5731200" cy="1422400"/>
+            <wp:extent cx="5731200" cy="2159000"/>
             <wp:effectExtent b="0" l="0" r="0" t="0"/>
-            <wp:docPr id="13" name="image14.png"/>
+            <wp:docPr id="13" name="image6.png"/>
             <a:graphic>
               <a:graphicData uri="http://schemas.openxmlformats.org/drawingml/2006/picture">
                 <pic:pic>
                   <pic:nvPicPr>
-                    <pic:cNvPr id="0" name="image14.png"/>
+                    <pic:cNvPr id="0" name="image6.png"/>
                     <pic:cNvPicPr preferRelativeResize="0"/>
                   </pic:nvPicPr>
                   <pic:blipFill>
@@ -4749,7 +4749,7 @@
                   <pic:spPr>
                     <a:xfrm>
                       <a:off x="0" y="0"/>
-                      <a:ext cx="5731200" cy="1422400"/>
+                      <a:ext cx="5731200" cy="2159000"/>
                     </a:xfrm>
                     <a:prstGeom prst="rect"/>
                     <a:ln/>
@@ -4788,14 +4788,14 @@
         <w:rPr/>
         <w:drawing>
           <wp:inline distB="114300" distT="114300" distL="114300" distR="114300">
-            <wp:extent cx="5731200" cy="2324100"/>
+            <wp:extent cx="5731200" cy="3505200"/>
             <wp:effectExtent b="0" l="0" r="0" t="0"/>
-            <wp:docPr id="18" name="image17.png"/>
+            <wp:docPr id="17" name="image14.png"/>
             <a:graphic>
               <a:graphicData uri="http://schemas.openxmlformats.org/drawingml/2006/picture">
                 <pic:pic>
                   <pic:nvPicPr>
-                    <pic:cNvPr id="0" name="image17.png"/>
+                    <pic:cNvPr id="0" name="image14.png"/>
                     <pic:cNvPicPr preferRelativeResize="0"/>
                   </pic:nvPicPr>
                   <pic:blipFill>
@@ -4808,7 +4808,7 @@
                   <pic:spPr>
                     <a:xfrm>
                       <a:off x="0" y="0"/>
-                      <a:ext cx="5731200" cy="2324100"/>
+                      <a:ext cx="5731200" cy="3505200"/>
                     </a:xfrm>
                     <a:prstGeom prst="rect"/>
                     <a:ln/>
@@ -4862,14 +4862,14 @@
         <w:rPr/>
         <w:drawing>
           <wp:inline distB="114300" distT="114300" distL="114300" distR="114300">
-            <wp:extent cx="5731200" cy="1574800"/>
+            <wp:extent cx="5731200" cy="1663700"/>
             <wp:effectExtent b="0" l="0" r="0" t="0"/>
-            <wp:docPr id="11" name="image10.png"/>
+            <wp:docPr id="21" name="image19.png"/>
             <a:graphic>
               <a:graphicData uri="http://schemas.openxmlformats.org/drawingml/2006/picture">
                 <pic:pic>
                   <pic:nvPicPr>
-                    <pic:cNvPr id="0" name="image10.png"/>
+                    <pic:cNvPr id="0" name="image19.png"/>
                     <pic:cNvPicPr preferRelativeResize="0"/>
                   </pic:nvPicPr>
                   <pic:blipFill>
@@ -4882,7 +4882,7 @@
                   <pic:spPr>
                     <a:xfrm>
                       <a:off x="0" y="0"/>
-                      <a:ext cx="5731200" cy="1574800"/>
+                      <a:ext cx="5731200" cy="1663700"/>
                     </a:xfrm>
                     <a:prstGeom prst="rect"/>
                     <a:ln/>
@@ -4921,14 +4921,14 @@
         <w:rPr/>
         <w:drawing>
           <wp:inline distB="114300" distT="114300" distL="114300" distR="114300">
-            <wp:extent cx="5731200" cy="1168400"/>
+            <wp:extent cx="5731200" cy="1231900"/>
             <wp:effectExtent b="0" l="0" r="0" t="0"/>
-            <wp:docPr id="6" name="image5.png"/>
+            <wp:docPr id="18" name="image3.png"/>
             <a:graphic>
               <a:graphicData uri="http://schemas.openxmlformats.org/drawingml/2006/picture">
                 <pic:pic>
                   <pic:nvPicPr>
-                    <pic:cNvPr id="0" name="image5.png"/>
+                    <pic:cNvPr id="0" name="image3.png"/>
                     <pic:cNvPicPr preferRelativeResize="0"/>
                   </pic:nvPicPr>
                   <pic:blipFill>
@@ -4941,7 +4941,7 @@
                   <pic:spPr>
                     <a:xfrm>
                       <a:off x="0" y="0"/>
-                      <a:ext cx="5731200" cy="1168400"/>
+                      <a:ext cx="5731200" cy="1231900"/>
                     </a:xfrm>
                     <a:prstGeom prst="rect"/>
                     <a:ln/>
@@ -4995,14 +4995,14 @@
         <w:rPr/>
         <w:drawing>
           <wp:inline distB="114300" distT="114300" distL="114300" distR="114300">
-            <wp:extent cx="5731200" cy="1333500"/>
+            <wp:extent cx="5731200" cy="1358900"/>
             <wp:effectExtent b="0" l="0" r="0" t="0"/>
-            <wp:docPr id="12" name="image6.png"/>
+            <wp:docPr id="14" name="image4.png"/>
             <a:graphic>
               <a:graphicData uri="http://schemas.openxmlformats.org/drawingml/2006/picture">
                 <pic:pic>
                   <pic:nvPicPr>
-                    <pic:cNvPr id="0" name="image6.png"/>
+                    <pic:cNvPr id="0" name="image4.png"/>
                     <pic:cNvPicPr preferRelativeResize="0"/>
                   </pic:nvPicPr>
                   <pic:blipFill>
@@ -5015,7 +5015,7 @@
                   <pic:spPr>
                     <a:xfrm>
                       <a:off x="0" y="0"/>
-                      <a:ext cx="5731200" cy="1333500"/>
+                      <a:ext cx="5731200" cy="1358900"/>
                     </a:xfrm>
                     <a:prstGeom prst="rect"/>
                     <a:ln/>
@@ -5054,14 +5054,14 @@
         <w:rPr/>
         <w:drawing>
           <wp:inline distB="114300" distT="114300" distL="114300" distR="114300">
-            <wp:extent cx="5731200" cy="1358900"/>
+            <wp:extent cx="5731200" cy="1320800"/>
             <wp:effectExtent b="0" l="0" r="0" t="0"/>
-            <wp:docPr id="14" name="image18.png"/>
+            <wp:docPr id="15" name="image15.png"/>
             <a:graphic>
               <a:graphicData uri="http://schemas.openxmlformats.org/drawingml/2006/picture">
                 <pic:pic>
                   <pic:nvPicPr>
-                    <pic:cNvPr id="0" name="image18.png"/>
+                    <pic:cNvPr id="0" name="image15.png"/>
                     <pic:cNvPicPr preferRelativeResize="0"/>
                   </pic:nvPicPr>
                   <pic:blipFill>
@@ -5074,7 +5074,7 @@
                   <pic:spPr>
                     <a:xfrm>
                       <a:off x="0" y="0"/>
-                      <a:ext cx="5731200" cy="1358900"/>
+                      <a:ext cx="5731200" cy="1320800"/>
                     </a:xfrm>
                     <a:prstGeom prst="rect"/>
                     <a:ln/>
